--- a/fixtures/generated/c06__single-column.docx
+++ b/fixtures/generated/c06__single-column.docx
@@ -22,17 +22,12 @@
     </w:p>
     <w:p>
       <w:r>
+        <w:t>Ballinglen House</w:t>
+      </w:r>
+    </w:p>
+    <w:p>
+      <w:r>
         <w:t>Rathnure</w:t>
-      </w:r>
-    </w:p>
-    <w:p>
-      <w:r>
-        <w:t>Enniscorthy</w:t>
-      </w:r>
-    </w:p>
-    <w:p>
-      <w:r>
-        <w:t>Co. Wexford</w:t>
       </w:r>
     </w:p>
     <w:p>

--- a/fixtures/generated/c06__single-column.docx
+++ b/fixtures/generated/c06__single-column.docx
@@ -22,12 +22,17 @@
     </w:p>
     <w:p>
       <w:r>
-        <w:t>Ballinglen House</w:t>
-      </w:r>
-    </w:p>
-    <w:p>
-      <w:r>
         <w:t>Rathnure</w:t>
+      </w:r>
+    </w:p>
+    <w:p>
+      <w:r>
+        <w:t>Enniscorthy</w:t>
+      </w:r>
+    </w:p>
+    <w:p>
+      <w:r>
+        <w:t>Co. Wexford</w:t>
       </w:r>
     </w:p>
     <w:p>
